--- a/data/exports/kcet-logarithms_revision_notes.docx
+++ b/data/exports/kcet-logarithms_revision_notes.docx
@@ -189,7 +189,7 @@
                 <w:color w:val="2D3748"/>
                 <w:sz w:val="19"/>
               </w:rPr>
-              <w:t>Kcet Logarithms - Core Application</w:t>
+              <w:t>Logarithm — Core Principles &amp; Governing Laws</w:t>
             </w:r>
           </w:p>
         </w:tc>
@@ -209,7 +209,7 @@
               <w:rPr>
                 <w:sz w:val="19"/>
               </w:rPr>
-              <w:t>2 PYQs</w:t>
+              <w:t>1 PYQs</w:t>
             </w:r>
           </w:p>
         </w:tc>
@@ -230,7 +230,181 @@
                 <w:color w:val="718096"/>
                 <w:sz w:val="19"/>
               </w:rPr>
-              <w:t>General Concept</w:t>
+              <w:t>Core Principle</w:t>
+            </w:r>
+          </w:p>
+        </w:tc>
+      </w:tr>
+      <w:tr>
+        <w:tc>
+          <w:tcPr>
+            <w:tcW w:type="dxa" w:w="2160"/>
+            <w:shd w:fill="FFFFFF"/>
+            <w:tcMar>
+              <w:top w:w="80" w:type="dxa"/>
+              <w:bottom w:w="80" w:type="dxa"/>
+              <w:left w:w="150" w:type="dxa"/>
+              <w:right w:w="150" w:type="dxa"/>
+            </w:tcMar>
+          </w:tcPr>
+          <w:p>
+            <w:r>
+              <w:rPr>
+                <w:b/>
+                <w:color w:val="718096"/>
+                <w:sz w:val="19"/>
+              </w:rPr>
+              <w:t>Standard</w:t>
+            </w:r>
+          </w:p>
+        </w:tc>
+        <w:tc>
+          <w:tcPr>
+            <w:tcW w:type="dxa" w:w="4320"/>
+            <w:shd w:fill="FFFFFF"/>
+            <w:tcMar>
+              <w:top w:w="80" w:type="dxa"/>
+              <w:bottom w:w="80" w:type="dxa"/>
+              <w:left w:w="150" w:type="dxa"/>
+              <w:right w:w="150" w:type="dxa"/>
+            </w:tcMar>
+          </w:tcPr>
+          <w:p>
+            <w:r>
+              <w:rPr>
+                <w:b/>
+                <w:color w:val="2D3748"/>
+                <w:sz w:val="19"/>
+              </w:rPr>
+              <w:t>Logarithm — Standard Calculations &amp; Problem Archetypes</w:t>
+            </w:r>
+          </w:p>
+        </w:tc>
+        <w:tc>
+          <w:tcPr>
+            <w:tcW w:type="dxa" w:w="1728"/>
+            <w:shd w:fill="FFFFFF"/>
+            <w:tcMar>
+              <w:top w:w="80" w:type="dxa"/>
+              <w:bottom w:w="80" w:type="dxa"/>
+              <w:left w:w="150" w:type="dxa"/>
+              <w:right w:w="150" w:type="dxa"/>
+            </w:tcMar>
+          </w:tcPr>
+          <w:p>
+            <w:r>
+              <w:rPr>
+                <w:sz w:val="19"/>
+              </w:rPr>
+              <w:t>1 PYQs</w:t>
+            </w:r>
+          </w:p>
+        </w:tc>
+        <w:tc>
+          <w:tcPr>
+            <w:tcW w:type="dxa" w:w="1872"/>
+            <w:shd w:fill="FFFFFF"/>
+            <w:tcMar>
+              <w:top w:w="80" w:type="dxa"/>
+              <w:bottom w:w="80" w:type="dxa"/>
+              <w:left w:w="150" w:type="dxa"/>
+              <w:right w:w="150" w:type="dxa"/>
+            </w:tcMar>
+          </w:tcPr>
+          <w:p>
+            <w:r>
+              <w:rPr>
+                <w:color w:val="718096"/>
+                <w:sz w:val="19"/>
+              </w:rPr>
+              <w:t>Quantitative Analysis</w:t>
+            </w:r>
+          </w:p>
+        </w:tc>
+      </w:tr>
+      <w:tr>
+        <w:tc>
+          <w:tcPr>
+            <w:tcW w:type="dxa" w:w="2160"/>
+            <w:shd w:fill="F7FAFC"/>
+            <w:tcMar>
+              <w:top w:w="80" w:type="dxa"/>
+              <w:bottom w:w="80" w:type="dxa"/>
+              <w:left w:w="150" w:type="dxa"/>
+              <w:right w:w="150" w:type="dxa"/>
+            </w:tcMar>
+          </w:tcPr>
+          <w:p>
+            <w:r>
+              <w:rPr>
+                <w:b/>
+                <w:color w:val="718096"/>
+                <w:sz w:val="19"/>
+              </w:rPr>
+              <w:t>Standard</w:t>
+            </w:r>
+          </w:p>
+        </w:tc>
+        <w:tc>
+          <w:tcPr>
+            <w:tcW w:type="dxa" w:w="4320"/>
+            <w:shd w:fill="F7FAFC"/>
+            <w:tcMar>
+              <w:top w:w="80" w:type="dxa"/>
+              <w:bottom w:w="80" w:type="dxa"/>
+              <w:left w:w="150" w:type="dxa"/>
+              <w:right w:w="150" w:type="dxa"/>
+            </w:tcMar>
+          </w:tcPr>
+          <w:p>
+            <w:r>
+              <w:rPr>
+                <w:b/>
+                <w:color w:val="2D3748"/>
+                <w:sz w:val="19"/>
+              </w:rPr>
+              <w:t>Logarithm — Applied Cases, Reactions &amp; Traps</w:t>
+            </w:r>
+          </w:p>
+        </w:tc>
+        <w:tc>
+          <w:tcPr>
+            <w:tcW w:type="dxa" w:w="1728"/>
+            <w:shd w:fill="F7FAFC"/>
+            <w:tcMar>
+              <w:top w:w="80" w:type="dxa"/>
+              <w:bottom w:w="80" w:type="dxa"/>
+              <w:left w:w="150" w:type="dxa"/>
+              <w:right w:w="150" w:type="dxa"/>
+            </w:tcMar>
+          </w:tcPr>
+          <w:p>
+            <w:r>
+              <w:rPr>
+                <w:sz w:val="19"/>
+              </w:rPr>
+              <w:t>0 PYQs</w:t>
+            </w:r>
+          </w:p>
+        </w:tc>
+        <w:tc>
+          <w:tcPr>
+            <w:tcW w:type="dxa" w:w="1872"/>
+            <w:shd w:fill="F7FAFC"/>
+            <w:tcMar>
+              <w:top w:w="80" w:type="dxa"/>
+              <w:bottom w:w="80" w:type="dxa"/>
+              <w:left w:w="150" w:type="dxa"/>
+              <w:right w:w="150" w:type="dxa"/>
+            </w:tcMar>
+          </w:tcPr>
+          <w:p>
+            <w:r>
+              <w:rPr>
+                <w:color w:val="718096"/>
+                <w:sz w:val="19"/>
+              </w:rPr>
+              <w:t>Applied Topics</w:t>
             </w:r>
           </w:p>
         </w:tc>
@@ -311,6 +485,98 @@
           </w:p>
         </w:tc>
       </w:tr>
+      <w:tr>
+        <w:tc>
+          <w:tcPr>
+            <w:tcW w:type="dxa" w:w="3600"/>
+            <w:shd w:fill="F7FAFC"/>
+            <w:tcMar>
+              <w:top w:w="100" w:type="dxa"/>
+              <w:bottom w:w="100" w:type="dxa"/>
+              <w:left w:w="150" w:type="dxa"/>
+              <w:right w:w="150" w:type="dxa"/>
+            </w:tcMar>
+          </w:tcPr>
+          <w:p>
+            <w:r>
+              <w:rPr>
+                <w:b/>
+                <w:color w:val="1A365D"/>
+                <w:sz w:val="19"/>
+              </w:rPr>
+              <w:t>Logarithm — Core Principles &amp; Governing Laws</w:t>
+            </w:r>
+          </w:p>
+        </w:tc>
+        <w:tc>
+          <w:tcPr>
+            <w:tcW w:type="dxa" w:w="6480"/>
+            <w:shd w:fill="F7FAFC"/>
+            <w:tcMar>
+              <w:top w:w="100" w:type="dxa"/>
+              <w:bottom w:w="100" w:type="dxa"/>
+              <w:left w:w="150" w:type="dxa"/>
+              <w:right w:w="150" w:type="dxa"/>
+            </w:tcMar>
+          </w:tcPr>
+          <w:p>
+            <w:r>
+              <w:rPr>
+                <w:rFonts w:ascii="Cambria Math" w:hAnsi="Cambria Math"/>
+                <w:color w:val="2D3748"/>
+                <w:sz w:val="19"/>
+              </w:rPr>
+              <w:t>\in R^{+}</w:t>
+            </w:r>
+          </w:p>
+        </w:tc>
+      </w:tr>
+      <w:tr>
+        <w:tc>
+          <w:tcPr>
+            <w:tcW w:type="dxa" w:w="3600"/>
+            <w:shd w:fill="FFFFFF"/>
+            <w:tcMar>
+              <w:top w:w="100" w:type="dxa"/>
+              <w:bottom w:w="100" w:type="dxa"/>
+              <w:left w:w="150" w:type="dxa"/>
+              <w:right w:w="150" w:type="dxa"/>
+            </w:tcMar>
+          </w:tcPr>
+          <w:p>
+            <w:r>
+              <w:rPr>
+                <w:b/>
+                <w:color w:val="1A365D"/>
+                <w:sz w:val="19"/>
+              </w:rPr>
+              <w:t>Logarithm — Standard Calculations &amp; Problem Archetypes</w:t>
+            </w:r>
+          </w:p>
+        </w:tc>
+        <w:tc>
+          <w:tcPr>
+            <w:tcW w:type="dxa" w:w="6480"/>
+            <w:shd w:fill="FFFFFF"/>
+            <w:tcMar>
+              <w:top w:w="100" w:type="dxa"/>
+              <w:bottom w:w="100" w:type="dxa"/>
+              <w:left w:w="150" w:type="dxa"/>
+              <w:right w:w="150" w:type="dxa"/>
+            </w:tcMar>
+          </w:tcPr>
+          <w:p>
+            <w:r>
+              <w:rPr>
+                <w:rFonts w:ascii="Cambria Math" w:hAnsi="Cambria Math"/>
+                <w:color w:val="2D3748"/>
+                <w:sz w:val="19"/>
+              </w:rPr>
+              <w:t>=e^{0}=1</w:t>
+            </w:r>
+          </w:p>
+        </w:tc>
+      </w:tr>
     </w:tbl>
     <w:p>
       <w:pPr>
@@ -338,7 +604,7 @@
           <w:color w:val="2B6CB0"/>
           <w:sz w:val="24"/>
         </w:rPr>
-        <w:t>3.1 Kcet Logarithms - Core Application (Standard Yield — 2 PYQs)</w:t>
+        <w:t>3.1 Logarithm — Core Principles &amp; Governing Laws (Standard Yield — 1 PYQs)</w:t>
       </w:r>
     </w:p>
     <w:p>
@@ -353,7 +619,7 @@
         <w:rPr>
           <w:sz w:val="20"/>
         </w:rPr>
-        <w:t>Key problem pattern in Kcet Logarithms.</w:t>
+        <w:t>Fundamental definitions, core postulates, and governing physical/chemical relations in Logarithm.</w:t>
       </w:r>
     </w:p>
     <w:tbl>
@@ -391,7 +657,7 @@
                 <w:color w:val="2D3748"/>
                 <w:sz w:val="19"/>
               </w:rPr>
-              <w:t>Watch for algebraic and sign errors.</w:t>
+              <w:t>Carefully verify units, standard reference states, and sign conventions in Logarithm.</w:t>
             </w:r>
           </w:p>
         </w:tc>
@@ -432,7 +698,315 @@
                 <w:color w:val="2D3748"/>
                 <w:sz w:val="19"/>
               </w:rPr>
-              <w:t>Verify dimensions and boundary conditions.</w:t>
+              <w:t>Focus on high-yield formulas and standard limiting approximations tested in Logarithm PYQs.</w:t>
+            </w:r>
+          </w:p>
+        </w:tc>
+      </w:tr>
+    </w:tbl>
+    <w:p>
+      <w:pPr>
+        <w:spacing w:before="120" w:after="40"/>
+      </w:pPr>
+      <w:r>
+        <w:rPr>
+          <w:b/>
+          <w:color w:val="1A365D"/>
+          <w:sz w:val="19"/>
+        </w:rPr>
+        <w:t>Source PYQs testing this concept:</w:t>
+      </w:r>
+    </w:p>
+    <w:p>
+      <w:pPr>
+        <w:pStyle w:val="ListBullet"/>
+        <w:spacing w:after="40"/>
+      </w:pPr>
+      <w:r>
+        <w:rPr>
+          <w:b/>
+          <w:sz w:val="18"/>
+        </w:rPr>
+        <w:t xml:space="preserve">[2024 Shift] Q#1 (MCQ): </w:t>
+      </w:r>
+      <w:r>
+        <w:rPr>
+          <w:sz w:val="18"/>
+        </w:rPr>
+        <w:t xml:space="preserve">"Which one of the following observations is correct for the features of logarithm function to any base b&gt;1 ?..."  </w:t>
+      </w:r>
+      <w:r>
+        <w:rPr>
+          <w:b/>
+          <w:color w:val="2B6CB0"/>
+          <w:sz w:val="18"/>
+        </w:rPr>
+        <w:t>[Ans: N/A]</w:t>
+      </w:r>
+    </w:p>
+    <w:p>
+      <w:pPr>
+        <w:spacing w:after="120"/>
+      </w:pPr>
+    </w:p>
+    <w:p>
+      <w:pPr>
+        <w:pStyle w:val="Heading2"/>
+      </w:pPr>
+      <w:r>
+        <w:rPr>
+          <w:color w:val="2B6CB0"/>
+          <w:sz w:val="24"/>
+        </w:rPr>
+        <w:t>3.2 Logarithm — Standard Calculations &amp; Problem Archetypes (Standard Yield — 1 PYQs)</w:t>
+      </w:r>
+    </w:p>
+    <w:p>
+      <w:r>
+        <w:rPr>
+          <w:b/>
+          <w:sz w:val="20"/>
+        </w:rPr>
+        <w:t xml:space="preserve">Core Principle: </w:t>
+      </w:r>
+      <w:r>
+        <w:rPr>
+          <w:sz w:val="20"/>
+        </w:rPr>
+        <w:t>Quantitative numerical problem-solving techniques and standard question patterns frequently seen in Logarithm.</w:t>
+      </w:r>
+    </w:p>
+    <w:tbl>
+      <w:tblPr>
+        <w:tblW w:type="auto" w:w="0"/>
+        <w:jc w:val="center"/>
+        <w:tblLook w:firstColumn="1" w:firstRow="1" w:lastColumn="0" w:lastRow="0" w:noHBand="0" w:noVBand="1" w:val="04A0"/>
+      </w:tblPr>
+      <w:tblGrid>
+        <w:gridCol w:w="10080"/>
+      </w:tblGrid>
+      <w:tr>
+        <w:tc>
+          <w:tcPr>
+            <w:tcW w:type="dxa" w:w="10080"/>
+            <w:shd w:fill="FFF5F5"/>
+            <w:tcMar>
+              <w:top w:w="100" w:type="dxa"/>
+              <w:bottom w:w="100" w:type="dxa"/>
+              <w:left w:w="150" w:type="dxa"/>
+              <w:right w:w="150" w:type="dxa"/>
+            </w:tcMar>
+          </w:tcPr>
+          <w:p>
+            <w:r>
+              <w:rPr>
+                <w:b/>
+                <w:color w:val="C53030"/>
+                <w:sz w:val="19"/>
+              </w:rPr>
+              <w:t xml:space="preserve">⚠️ Common Trap / JEE Pitfall: </w:t>
+            </w:r>
+            <w:r>
+              <w:rPr>
+                <w:color w:val="2D3748"/>
+                <w:sz w:val="19"/>
+              </w:rPr>
+              <w:t>Watch for algebraic rounding, stoichiometric balancing, and boundary condition checks.</w:t>
+            </w:r>
+          </w:p>
+        </w:tc>
+      </w:tr>
+    </w:tbl>
+    <w:tbl>
+      <w:tblPr>
+        <w:tblW w:type="auto" w:w="0"/>
+        <w:jc w:val="center"/>
+        <w:tblLook w:firstColumn="1" w:firstRow="1" w:lastColumn="0" w:lastRow="0" w:noHBand="0" w:noVBand="1" w:val="04A0"/>
+      </w:tblPr>
+      <w:tblGrid>
+        <w:gridCol w:w="10080"/>
+      </w:tblGrid>
+      <w:tr>
+        <w:tc>
+          <w:tcPr>
+            <w:tcW w:type="dxa" w:w="10080"/>
+            <w:shd w:fill="F0FFF4"/>
+            <w:tcMar>
+              <w:top w:w="100" w:type="dxa"/>
+              <w:bottom w:w="100" w:type="dxa"/>
+              <w:left w:w="150" w:type="dxa"/>
+              <w:right w:w="150" w:type="dxa"/>
+            </w:tcMar>
+          </w:tcPr>
+          <w:p>
+            <w:r>
+              <w:rPr>
+                <w:b/>
+                <w:color w:val="276749"/>
+                <w:sz w:val="19"/>
+              </w:rPr>
+              <w:t xml:space="preserve">💡 Speed Hack / Trick: </w:t>
+            </w:r>
+            <w:r>
+              <w:rPr>
+                <w:color w:val="2D3748"/>
+                <w:sz w:val="19"/>
+              </w:rPr>
+              <w:t>Dimensional consistency checks and ratio comparisons can quickly eliminate incorrect options.</w:t>
+            </w:r>
+          </w:p>
+        </w:tc>
+      </w:tr>
+    </w:tbl>
+    <w:p>
+      <w:pPr>
+        <w:spacing w:before="120" w:after="40"/>
+      </w:pPr>
+      <w:r>
+        <w:rPr>
+          <w:b/>
+          <w:color w:val="1A365D"/>
+          <w:sz w:val="19"/>
+        </w:rPr>
+        <w:t>Source PYQs testing this concept:</w:t>
+      </w:r>
+    </w:p>
+    <w:p>
+      <w:pPr>
+        <w:pStyle w:val="ListBullet"/>
+        <w:spacing w:after="40"/>
+      </w:pPr>
+      <w:r>
+        <w:rPr>
+          <w:b/>
+          <w:sz w:val="18"/>
+        </w:rPr>
+        <w:t xml:space="preserve">[2023 Shift] Q#2 (MCQ): </w:t>
+      </w:r>
+      <w:r>
+        <w:rPr>
+          <w:sz w:val="18"/>
+        </w:rPr>
+        <w:t xml:space="preserve">"The value of e^log_(10)tan1°+log_(10)tan2°+log_(10)tan3°+...+log_(10)tan89° is..."  </w:t>
+      </w:r>
+      <w:r>
+        <w:rPr>
+          <w:b/>
+          <w:color w:val="2B6CB0"/>
+          <w:sz w:val="18"/>
+        </w:rPr>
+        <w:t>[Ans: N/A]</w:t>
+      </w:r>
+    </w:p>
+    <w:p>
+      <w:pPr>
+        <w:spacing w:after="120"/>
+      </w:pPr>
+    </w:p>
+    <w:p>
+      <w:pPr>
+        <w:pStyle w:val="Heading2"/>
+      </w:pPr>
+      <w:r>
+        <w:rPr>
+          <w:color w:val="2B6CB0"/>
+          <w:sz w:val="24"/>
+        </w:rPr>
+        <w:t>3.3 Logarithm — Applied Cases, Reactions &amp; Traps (Standard Yield — 0 PYQs)</w:t>
+      </w:r>
+    </w:p>
+    <w:p>
+      <w:r>
+        <w:rPr>
+          <w:b/>
+          <w:sz w:val="20"/>
+        </w:rPr>
+        <w:t xml:space="preserve">Core Principle: </w:t>
+      </w:r>
+      <w:r>
+        <w:rPr>
+          <w:sz w:val="20"/>
+        </w:rPr>
+        <w:t>Special cases, experimental observations, and conceptual traps designed to test deep understanding of Logarithm.</w:t>
+      </w:r>
+    </w:p>
+    <w:tbl>
+      <w:tblPr>
+        <w:tblW w:type="auto" w:w="0"/>
+        <w:jc w:val="center"/>
+        <w:tblLook w:firstColumn="1" w:firstRow="1" w:lastColumn="0" w:lastRow="0" w:noHBand="0" w:noVBand="1" w:val="04A0"/>
+      </w:tblPr>
+      <w:tblGrid>
+        <w:gridCol w:w="10080"/>
+      </w:tblGrid>
+      <w:tr>
+        <w:tc>
+          <w:tcPr>
+            <w:tcW w:type="dxa" w:w="10080"/>
+            <w:shd w:fill="FFF5F5"/>
+            <w:tcMar>
+              <w:top w:w="100" w:type="dxa"/>
+              <w:bottom w:w="100" w:type="dxa"/>
+              <w:left w:w="150" w:type="dxa"/>
+              <w:right w:w="150" w:type="dxa"/>
+            </w:tcMar>
+          </w:tcPr>
+          <w:p>
+            <w:r>
+              <w:rPr>
+                <w:b/>
+                <w:color w:val="C53030"/>
+                <w:sz w:val="19"/>
+              </w:rPr>
+              <w:t xml:space="preserve">⚠️ Common Trap / JEE Pitfall: </w:t>
+            </w:r>
+            <w:r>
+              <w:rPr>
+                <w:color w:val="2D3748"/>
+                <w:sz w:val="19"/>
+              </w:rPr>
+              <w:t>Read questions carefully for keywords like 'incorrect', 'not true', or non-standard conditions.</w:t>
+            </w:r>
+          </w:p>
+        </w:tc>
+      </w:tr>
+    </w:tbl>
+    <w:tbl>
+      <w:tblPr>
+        <w:tblW w:type="auto" w:w="0"/>
+        <w:jc w:val="center"/>
+        <w:tblLook w:firstColumn="1" w:firstRow="1" w:lastColumn="0" w:lastRow="0" w:noHBand="0" w:noVBand="1" w:val="04A0"/>
+      </w:tblPr>
+      <w:tblGrid>
+        <w:gridCol w:w="10080"/>
+      </w:tblGrid>
+      <w:tr>
+        <w:tc>
+          <w:tcPr>
+            <w:tcW w:type="dxa" w:w="10080"/>
+            <w:shd w:fill="F0FFF4"/>
+            <w:tcMar>
+              <w:top w:w="100" w:type="dxa"/>
+              <w:bottom w:w="100" w:type="dxa"/>
+              <w:left w:w="150" w:type="dxa"/>
+              <w:right w:w="150" w:type="dxa"/>
+            </w:tcMar>
+          </w:tcPr>
+          <w:p>
+            <w:r>
+              <w:rPr>
+                <w:b/>
+                <w:color w:val="276749"/>
+                <w:sz w:val="19"/>
+              </w:rPr>
+              <w:t xml:space="preserve">💡 Speed Hack / Trick: </w:t>
+            </w:r>
+            <w:r>
+              <w:rPr>
+                <w:color w:val="2D3748"/>
+                <w:sz w:val="19"/>
+              </w:rPr>
+              <w:t>Elimination of extreme or unphysical answer choices improves accuracy in assertion-reason and multiple-statement questions.</w:t>
             </w:r>
           </w:p>
         </w:tc>
@@ -633,6 +1207,127 @@
               <w:t>Solution Analysis:</w:t>
               <w:br/>
               <w:t>∵ Domain ∈ R^+ and range ∈ R and graph of the logarithm function is increasing. So, point (1,0) is always on the graph of logarithm function.</w:t>
+            </w:r>
+          </w:p>
+        </w:tc>
+      </w:tr>
+    </w:tbl>
+    <w:p>
+      <w:pPr>
+        <w:spacing w:after="120"/>
+      </w:pPr>
+    </w:p>
+    <w:p>
+      <w:pPr>
+        <w:spacing w:before="160" w:after="40"/>
+      </w:pPr>
+      <w:r>
+        <w:rPr>
+          <w:b/>
+          <w:color w:val="1A365D"/>
+          <w:sz w:val="22"/>
+        </w:rPr>
+        <w:t>Benchmark Problem 2: KCET 2023 (Q#2)</w:t>
+      </w:r>
+    </w:p>
+    <w:p>
+      <w:pPr>
+        <w:spacing w:after="80"/>
+      </w:pPr>
+      <w:r>
+        <w:rPr>
+          <w:sz w:val="20"/>
+        </w:rPr>
+        <w:t>The value of e^log_(10)tan1°+log_(10)tan2°+log_(10)tan3°+...+log_(10)tan89° is</w:t>
+      </w:r>
+    </w:p>
+    <w:p>
+      <w:pPr>
+        <w:pStyle w:val="ListBullet"/>
+        <w:spacing w:after="20"/>
+      </w:pPr>
+      <w:r>
+        <w:rPr>
+          <w:sz w:val="19"/>
+        </w:rPr>
+        <w:t>(A) 3</w:t>
+      </w:r>
+    </w:p>
+    <w:p>
+      <w:pPr>
+        <w:pStyle w:val="ListBullet"/>
+        <w:spacing w:after="20"/>
+      </w:pPr>
+      <w:r>
+        <w:rPr>
+          <w:sz w:val="19"/>
+        </w:rPr>
+        <w:t>(B) (1 / e)</w:t>
+      </w:r>
+    </w:p>
+    <w:p>
+      <w:pPr>
+        <w:pStyle w:val="ListBullet"/>
+        <w:spacing w:after="20"/>
+      </w:pPr>
+      <w:r>
+        <w:rPr>
+          <w:sz w:val="19"/>
+        </w:rPr>
+        <w:t>(C) 1</w:t>
+      </w:r>
+    </w:p>
+    <w:p>
+      <w:pPr>
+        <w:pStyle w:val="ListBullet"/>
+        <w:spacing w:after="20"/>
+      </w:pPr>
+      <w:r>
+        <w:rPr>
+          <w:sz w:val="19"/>
+        </w:rPr>
+        <w:t>(D) 0</w:t>
+      </w:r>
+    </w:p>
+    <w:tbl>
+      <w:tblPr>
+        <w:tblW w:type="auto" w:w="0"/>
+        <w:jc w:val="center"/>
+        <w:tblLook w:firstColumn="1" w:firstRow="1" w:lastColumn="0" w:lastRow="0" w:noHBand="0" w:noVBand="1" w:val="04A0"/>
+      </w:tblPr>
+      <w:tblGrid>
+        <w:gridCol w:w="10080"/>
+      </w:tblGrid>
+      <w:tr>
+        <w:tc>
+          <w:tcPr>
+            <w:tcW w:type="dxa" w:w="10080"/>
+            <w:shd w:fill="F7FAFC"/>
+            <w:tcMar>
+              <w:top w:w="100" w:type="dxa"/>
+              <w:bottom w:w="100" w:type="dxa"/>
+              <w:left w:w="150" w:type="dxa"/>
+              <w:right w:w="150" w:type="dxa"/>
+            </w:tcMar>
+          </w:tcPr>
+          <w:p>
+            <w:r>
+              <w:rPr>
+                <w:b/>
+                <w:color w:val="1A365D"/>
+                <w:sz w:val="19"/>
+              </w:rPr>
+              <w:t>Correct Answer: None</w:t>
+              <w:br/>
+            </w:r>
+            <w:r>
+              <w:rPr>
+                <w:color w:val="2D3748"/>
+                <w:sz w:val="18"/>
+              </w:rPr>
+              <w:t>Solution Analysis:</w:t>
+              <w:br/>
+              <w:t>We know that tanθ tan(90°-θ)=tanθ · cotθ=1 tan1°tan89°=tan2°tan88°=tan3°tan87°=tan44°tan46°=1 So, log_(10)tan1°+log_(10)tan2°\dotslog_(10)tan89° =(log_(10)tan1°+log_(10)tan89°)+(log_(10)tan2°+log_(10)tan88°)+...+(log_(10)tan44°+log_(10)tan46°)+log_(10)tan45° =log_(10)(tan1°+tan89°)+log_(10)(tan2°+tan88°)+...+log_(10)(tan44°+tan46°)+log_(10)tan45°=log_(10)1+...+log_(10)1+log_(10)1 =0 Thus, e^elog_(10)tan1°+log_(10)tan2°+...+log_(10)tan89°) =e^0=1</w:t>
             </w:r>
           </w:p>
         </w:tc>

--- a/data/exports/kcet-logarithms_revision_notes.docx
+++ b/data/exports/kcet-logarithms_revision_notes.docx
@@ -13,7 +13,7 @@
           <w:color w:val="1A365D"/>
           <w:sz w:val="44"/>
         </w:rPr>
-        <w:t>JEE MAIN REVISION MASTER: LOGARITHMS 2026 0 QUESTIONS 0% WEIGHTAGE</w:t>
+        <w:t>JEE MAIN REVISION MASTER: LOGARITHMS</w:t>
       </w:r>
     </w:p>
     <w:p>

--- a/data/exports/kcet-logarithms_revision_notes.docx
+++ b/data/exports/kcet-logarithms_revision_notes.docx
@@ -189,7 +189,7 @@
                 <w:color w:val="2D3748"/>
                 <w:sz w:val="19"/>
               </w:rPr>
-              <w:t>Logarithm — Core Principles &amp; Governing Laws</w:t>
+              <w:t>Laws of Logarithms &amp; Exponential Equations</w:t>
             </w:r>
           </w:p>
         </w:tc>
@@ -209,7 +209,7 @@
               <w:rPr>
                 <w:sz w:val="19"/>
               </w:rPr>
-              <w:t>1 PYQs</w:t>
+              <w:t>2 PYQs</w:t>
             </w:r>
           </w:p>
         </w:tc>
@@ -230,181 +230,7 @@
                 <w:color w:val="718096"/>
                 <w:sz w:val="19"/>
               </w:rPr>
-              <w:t>Core Principle</w:t>
-            </w:r>
-          </w:p>
-        </w:tc>
-      </w:tr>
-      <w:tr>
-        <w:tc>
-          <w:tcPr>
-            <w:tcW w:type="dxa" w:w="2160"/>
-            <w:shd w:fill="FFFFFF"/>
-            <w:tcMar>
-              <w:top w:w="80" w:type="dxa"/>
-              <w:bottom w:w="80" w:type="dxa"/>
-              <w:left w:w="150" w:type="dxa"/>
-              <w:right w:w="150" w:type="dxa"/>
-            </w:tcMar>
-          </w:tcPr>
-          <w:p>
-            <w:r>
-              <w:rPr>
-                <w:b/>
-                <w:color w:val="718096"/>
-                <w:sz w:val="19"/>
-              </w:rPr>
-              <w:t>Standard</w:t>
-            </w:r>
-          </w:p>
-        </w:tc>
-        <w:tc>
-          <w:tcPr>
-            <w:tcW w:type="dxa" w:w="4320"/>
-            <w:shd w:fill="FFFFFF"/>
-            <w:tcMar>
-              <w:top w:w="80" w:type="dxa"/>
-              <w:bottom w:w="80" w:type="dxa"/>
-              <w:left w:w="150" w:type="dxa"/>
-              <w:right w:w="150" w:type="dxa"/>
-            </w:tcMar>
-          </w:tcPr>
-          <w:p>
-            <w:r>
-              <w:rPr>
-                <w:b/>
-                <w:color w:val="2D3748"/>
-                <w:sz w:val="19"/>
-              </w:rPr>
-              <w:t>Logarithm — Standard Calculations &amp; Problem Archetypes</w:t>
-            </w:r>
-          </w:p>
-        </w:tc>
-        <w:tc>
-          <w:tcPr>
-            <w:tcW w:type="dxa" w:w="1728"/>
-            <w:shd w:fill="FFFFFF"/>
-            <w:tcMar>
-              <w:top w:w="80" w:type="dxa"/>
-              <w:bottom w:w="80" w:type="dxa"/>
-              <w:left w:w="150" w:type="dxa"/>
-              <w:right w:w="150" w:type="dxa"/>
-            </w:tcMar>
-          </w:tcPr>
-          <w:p>
-            <w:r>
-              <w:rPr>
-                <w:sz w:val="19"/>
-              </w:rPr>
-              <w:t>1 PYQs</w:t>
-            </w:r>
-          </w:p>
-        </w:tc>
-        <w:tc>
-          <w:tcPr>
-            <w:tcW w:type="dxa" w:w="1872"/>
-            <w:shd w:fill="FFFFFF"/>
-            <w:tcMar>
-              <w:top w:w="80" w:type="dxa"/>
-              <w:bottom w:w="80" w:type="dxa"/>
-              <w:left w:w="150" w:type="dxa"/>
-              <w:right w:w="150" w:type="dxa"/>
-            </w:tcMar>
-          </w:tcPr>
-          <w:p>
-            <w:r>
-              <w:rPr>
-                <w:color w:val="718096"/>
-                <w:sz w:val="19"/>
-              </w:rPr>
-              <w:t>Quantitative Analysis</w:t>
-            </w:r>
-          </w:p>
-        </w:tc>
-      </w:tr>
-      <w:tr>
-        <w:tc>
-          <w:tcPr>
-            <w:tcW w:type="dxa" w:w="2160"/>
-            <w:shd w:fill="F7FAFC"/>
-            <w:tcMar>
-              <w:top w:w="80" w:type="dxa"/>
-              <w:bottom w:w="80" w:type="dxa"/>
-              <w:left w:w="150" w:type="dxa"/>
-              <w:right w:w="150" w:type="dxa"/>
-            </w:tcMar>
-          </w:tcPr>
-          <w:p>
-            <w:r>
-              <w:rPr>
-                <w:b/>
-                <w:color w:val="718096"/>
-                <w:sz w:val="19"/>
-              </w:rPr>
-              <w:t>Standard</w:t>
-            </w:r>
-          </w:p>
-        </w:tc>
-        <w:tc>
-          <w:tcPr>
-            <w:tcW w:type="dxa" w:w="4320"/>
-            <w:shd w:fill="F7FAFC"/>
-            <w:tcMar>
-              <w:top w:w="80" w:type="dxa"/>
-              <w:bottom w:w="80" w:type="dxa"/>
-              <w:left w:w="150" w:type="dxa"/>
-              <w:right w:w="150" w:type="dxa"/>
-            </w:tcMar>
-          </w:tcPr>
-          <w:p>
-            <w:r>
-              <w:rPr>
-                <w:b/>
-                <w:color w:val="2D3748"/>
-                <w:sz w:val="19"/>
-              </w:rPr>
-              <w:t>Logarithm — Applied Cases, Reactions &amp; Traps</w:t>
-            </w:r>
-          </w:p>
-        </w:tc>
-        <w:tc>
-          <w:tcPr>
-            <w:tcW w:type="dxa" w:w="1728"/>
-            <w:shd w:fill="F7FAFC"/>
-            <w:tcMar>
-              <w:top w:w="80" w:type="dxa"/>
-              <w:bottom w:w="80" w:type="dxa"/>
-              <w:left w:w="150" w:type="dxa"/>
-              <w:right w:w="150" w:type="dxa"/>
-            </w:tcMar>
-          </w:tcPr>
-          <w:p>
-            <w:r>
-              <w:rPr>
-                <w:sz w:val="19"/>
-              </w:rPr>
-              <w:t>0 PYQs</w:t>
-            </w:r>
-          </w:p>
-        </w:tc>
-        <w:tc>
-          <w:tcPr>
-            <w:tcW w:type="dxa" w:w="1872"/>
-            <w:shd w:fill="F7FAFC"/>
-            <w:tcMar>
-              <w:top w:w="80" w:type="dxa"/>
-              <w:bottom w:w="80" w:type="dxa"/>
-              <w:left w:w="150" w:type="dxa"/>
-              <w:right w:w="150" w:type="dxa"/>
-            </w:tcMar>
-          </w:tcPr>
-          <w:p>
-            <w:r>
-              <w:rPr>
-                <w:color w:val="718096"/>
-                <w:sz w:val="19"/>
-              </w:rPr>
-              <w:t>Applied Topics</w:t>
+              <w:t>Logarithms</w:t>
             </w:r>
           </w:p>
         </w:tc>
@@ -504,7 +330,7 @@
                 <w:color w:val="1A365D"/>
                 <w:sz w:val="19"/>
               </w:rPr>
-              <w:t>Logarithm — Core Principles &amp; Governing Laws</w:t>
+              <w:t>Laws of Logarithms &amp; Exponential Equations</w:t>
             </w:r>
           </w:p>
         </w:tc>
@@ -526,53 +352,7 @@
                 <w:color w:val="2D3748"/>
                 <w:sz w:val="19"/>
               </w:rPr>
-              <w:t>\in R^{+}</w:t>
-            </w:r>
-          </w:p>
-        </w:tc>
-      </w:tr>
-      <w:tr>
-        <w:tc>
-          <w:tcPr>
-            <w:tcW w:type="dxa" w:w="3600"/>
-            <w:shd w:fill="FFFFFF"/>
-            <w:tcMar>
-              <w:top w:w="100" w:type="dxa"/>
-              <w:bottom w:w="100" w:type="dxa"/>
-              <w:left w:w="150" w:type="dxa"/>
-              <w:right w:w="150" w:type="dxa"/>
-            </w:tcMar>
-          </w:tcPr>
-          <w:p>
-            <w:r>
-              <w:rPr>
-                <w:b/>
-                <w:color w:val="1A365D"/>
-                <w:sz w:val="19"/>
-              </w:rPr>
-              <w:t>Logarithm — Standard Calculations &amp; Problem Archetypes</w:t>
-            </w:r>
-          </w:p>
-        </w:tc>
-        <w:tc>
-          <w:tcPr>
-            <w:tcW w:type="dxa" w:w="6480"/>
-            <w:shd w:fill="FFFFFF"/>
-            <w:tcMar>
-              <w:top w:w="100" w:type="dxa"/>
-              <w:bottom w:w="100" w:type="dxa"/>
-              <w:left w:w="150" w:type="dxa"/>
-              <w:right w:w="150" w:type="dxa"/>
-            </w:tcMar>
-          </w:tcPr>
-          <w:p>
-            <w:r>
-              <w:rPr>
-                <w:rFonts w:ascii="Cambria Math" w:hAnsi="Cambria Math"/>
-                <w:color w:val="2D3748"/>
-                <w:sz w:val="19"/>
-              </w:rPr>
-              <w:t>=e^{0}=1</w:t>
+              <w:t>\log_b a = \frac{\ln a}{\ln b} = \frac{1}{\log_a b}, \quad a^{\log_a x} = x, \quad \log_b(x^k) = k\log_b x</w:t>
             </w:r>
           </w:p>
         </w:tc>
@@ -604,7 +384,7 @@
           <w:color w:val="2B6CB0"/>
           <w:sz w:val="24"/>
         </w:rPr>
-        <w:t>3.1 Logarithm — Core Principles &amp; Governing Laws (Standard Yield — 1 PYQs)</w:t>
+        <w:t>3.1 Laws of Logarithms &amp; Exponential Equations (Standard Yield — 2 PYQs)</w:t>
       </w:r>
     </w:p>
     <w:p>
@@ -619,7 +399,7 @@
         <w:rPr>
           <w:sz w:val="20"/>
         </w:rPr>
-        <w:t>Fundamental definitions, core postulates, and governing physical/chemical relations in Logarithm.</w:t>
+        <w:t>Laws of logarithms: log_b(xy) = log_b x + log_b y; log_b(x/y) = log_b x - log_b y; log_b(x^k) = klog_b x. Base change rule: log_b a = (log_c a / log_c b) = (1 / log_a b). Identity: a^log_a x = x. Domain of log_b x: x &gt; 0, b &gt; 0, and b ≠ 1.</w:t>
       </w:r>
     </w:p>
     <w:tbl>
@@ -657,7 +437,7 @@
                 <w:color w:val="2D3748"/>
                 <w:sz w:val="19"/>
               </w:rPr>
-              <w:t>Carefully verify units, standard reference states, and sign conventions in Logarithm.</w:t>
+              <w:t>Logarithm is undefined for non-positive numbers (x ≤ 0) and base cannot be 1 (b ≠ 1).</w:t>
             </w:r>
           </w:p>
         </w:tc>
@@ -698,315 +478,7 @@
                 <w:color w:val="2D3748"/>
                 <w:sz w:val="19"/>
               </w:rPr>
-              <w:t>Focus on high-yield formulas and standard limiting approximations tested in Logarithm PYQs.</w:t>
-            </w:r>
-          </w:p>
-        </w:tc>
-      </w:tr>
-    </w:tbl>
-    <w:p>
-      <w:pPr>
-        <w:spacing w:before="120" w:after="40"/>
-      </w:pPr>
-      <w:r>
-        <w:rPr>
-          <w:b/>
-          <w:color w:val="1A365D"/>
-          <w:sz w:val="19"/>
-        </w:rPr>
-        <w:t>Source PYQs testing this concept:</w:t>
-      </w:r>
-    </w:p>
-    <w:p>
-      <w:pPr>
-        <w:pStyle w:val="ListBullet"/>
-        <w:spacing w:after="40"/>
-      </w:pPr>
-      <w:r>
-        <w:rPr>
-          <w:b/>
-          <w:sz w:val="18"/>
-        </w:rPr>
-        <w:t xml:space="preserve">[2024 Shift] Q#1 (MCQ): </w:t>
-      </w:r>
-      <w:r>
-        <w:rPr>
-          <w:sz w:val="18"/>
-        </w:rPr>
-        <w:t xml:space="preserve">"Which one of the following observations is correct for the features of logarithm function to any base b&gt;1 ?..."  </w:t>
-      </w:r>
-      <w:r>
-        <w:rPr>
-          <w:b/>
-          <w:color w:val="2B6CB0"/>
-          <w:sz w:val="18"/>
-        </w:rPr>
-        <w:t>[Ans: N/A]</w:t>
-      </w:r>
-    </w:p>
-    <w:p>
-      <w:pPr>
-        <w:spacing w:after="120"/>
-      </w:pPr>
-    </w:p>
-    <w:p>
-      <w:pPr>
-        <w:pStyle w:val="Heading2"/>
-      </w:pPr>
-      <w:r>
-        <w:rPr>
-          <w:color w:val="2B6CB0"/>
-          <w:sz w:val="24"/>
-        </w:rPr>
-        <w:t>3.2 Logarithm — Standard Calculations &amp; Problem Archetypes (Standard Yield — 1 PYQs)</w:t>
-      </w:r>
-    </w:p>
-    <w:p>
-      <w:r>
-        <w:rPr>
-          <w:b/>
-          <w:sz w:val="20"/>
-        </w:rPr>
-        <w:t xml:space="preserve">Core Principle: </w:t>
-      </w:r>
-      <w:r>
-        <w:rPr>
-          <w:sz w:val="20"/>
-        </w:rPr>
-        <w:t>Quantitative numerical problem-solving techniques and standard question patterns frequently seen in Logarithm.</w:t>
-      </w:r>
-    </w:p>
-    <w:tbl>
-      <w:tblPr>
-        <w:tblW w:type="auto" w:w="0"/>
-        <w:jc w:val="center"/>
-        <w:tblLook w:firstColumn="1" w:firstRow="1" w:lastColumn="0" w:lastRow="0" w:noHBand="0" w:noVBand="1" w:val="04A0"/>
-      </w:tblPr>
-      <w:tblGrid>
-        <w:gridCol w:w="10080"/>
-      </w:tblGrid>
-      <w:tr>
-        <w:tc>
-          <w:tcPr>
-            <w:tcW w:type="dxa" w:w="10080"/>
-            <w:shd w:fill="FFF5F5"/>
-            <w:tcMar>
-              <w:top w:w="100" w:type="dxa"/>
-              <w:bottom w:w="100" w:type="dxa"/>
-              <w:left w:w="150" w:type="dxa"/>
-              <w:right w:w="150" w:type="dxa"/>
-            </w:tcMar>
-          </w:tcPr>
-          <w:p>
-            <w:r>
-              <w:rPr>
-                <w:b/>
-                <w:color w:val="C53030"/>
-                <w:sz w:val="19"/>
-              </w:rPr>
-              <w:t xml:space="preserve">⚠️ Common Trap / JEE Pitfall: </w:t>
-            </w:r>
-            <w:r>
-              <w:rPr>
-                <w:color w:val="2D3748"/>
-                <w:sz w:val="19"/>
-              </w:rPr>
-              <w:t>Watch for algebraic rounding, stoichiometric balancing, and boundary condition checks.</w:t>
-            </w:r>
-          </w:p>
-        </w:tc>
-      </w:tr>
-    </w:tbl>
-    <w:tbl>
-      <w:tblPr>
-        <w:tblW w:type="auto" w:w="0"/>
-        <w:jc w:val="center"/>
-        <w:tblLook w:firstColumn="1" w:firstRow="1" w:lastColumn="0" w:lastRow="0" w:noHBand="0" w:noVBand="1" w:val="04A0"/>
-      </w:tblPr>
-      <w:tblGrid>
-        <w:gridCol w:w="10080"/>
-      </w:tblGrid>
-      <w:tr>
-        <w:tc>
-          <w:tcPr>
-            <w:tcW w:type="dxa" w:w="10080"/>
-            <w:shd w:fill="F0FFF4"/>
-            <w:tcMar>
-              <w:top w:w="100" w:type="dxa"/>
-              <w:bottom w:w="100" w:type="dxa"/>
-              <w:left w:w="150" w:type="dxa"/>
-              <w:right w:w="150" w:type="dxa"/>
-            </w:tcMar>
-          </w:tcPr>
-          <w:p>
-            <w:r>
-              <w:rPr>
-                <w:b/>
-                <w:color w:val="276749"/>
-                <w:sz w:val="19"/>
-              </w:rPr>
-              <w:t xml:space="preserve">💡 Speed Hack / Trick: </w:t>
-            </w:r>
-            <w:r>
-              <w:rPr>
-                <w:color w:val="2D3748"/>
-                <w:sz w:val="19"/>
-              </w:rPr>
-              <w:t>Dimensional consistency checks and ratio comparisons can quickly eliminate incorrect options.</w:t>
-            </w:r>
-          </w:p>
-        </w:tc>
-      </w:tr>
-    </w:tbl>
-    <w:p>
-      <w:pPr>
-        <w:spacing w:before="120" w:after="40"/>
-      </w:pPr>
-      <w:r>
-        <w:rPr>
-          <w:b/>
-          <w:color w:val="1A365D"/>
-          <w:sz w:val="19"/>
-        </w:rPr>
-        <w:t>Source PYQs testing this concept:</w:t>
-      </w:r>
-    </w:p>
-    <w:p>
-      <w:pPr>
-        <w:pStyle w:val="ListBullet"/>
-        <w:spacing w:after="40"/>
-      </w:pPr>
-      <w:r>
-        <w:rPr>
-          <w:b/>
-          <w:sz w:val="18"/>
-        </w:rPr>
-        <w:t xml:space="preserve">[2023 Shift] Q#2 (MCQ): </w:t>
-      </w:r>
-      <w:r>
-        <w:rPr>
-          <w:sz w:val="18"/>
-        </w:rPr>
-        <w:t xml:space="preserve">"The value of e^log_(10)tan1°+log_(10)tan2°+log_(10)tan3°+...+log_(10)tan89° is..."  </w:t>
-      </w:r>
-      <w:r>
-        <w:rPr>
-          <w:b/>
-          <w:color w:val="2B6CB0"/>
-          <w:sz w:val="18"/>
-        </w:rPr>
-        <w:t>[Ans: N/A]</w:t>
-      </w:r>
-    </w:p>
-    <w:p>
-      <w:pPr>
-        <w:spacing w:after="120"/>
-      </w:pPr>
-    </w:p>
-    <w:p>
-      <w:pPr>
-        <w:pStyle w:val="Heading2"/>
-      </w:pPr>
-      <w:r>
-        <w:rPr>
-          <w:color w:val="2B6CB0"/>
-          <w:sz w:val="24"/>
-        </w:rPr>
-        <w:t>3.3 Logarithm — Applied Cases, Reactions &amp; Traps (Standard Yield — 0 PYQs)</w:t>
-      </w:r>
-    </w:p>
-    <w:p>
-      <w:r>
-        <w:rPr>
-          <w:b/>
-          <w:sz w:val="20"/>
-        </w:rPr>
-        <w:t xml:space="preserve">Core Principle: </w:t>
-      </w:r>
-      <w:r>
-        <w:rPr>
-          <w:sz w:val="20"/>
-        </w:rPr>
-        <w:t>Special cases, experimental observations, and conceptual traps designed to test deep understanding of Logarithm.</w:t>
-      </w:r>
-    </w:p>
-    <w:tbl>
-      <w:tblPr>
-        <w:tblW w:type="auto" w:w="0"/>
-        <w:jc w:val="center"/>
-        <w:tblLook w:firstColumn="1" w:firstRow="1" w:lastColumn="0" w:lastRow="0" w:noHBand="0" w:noVBand="1" w:val="04A0"/>
-      </w:tblPr>
-      <w:tblGrid>
-        <w:gridCol w:w="10080"/>
-      </w:tblGrid>
-      <w:tr>
-        <w:tc>
-          <w:tcPr>
-            <w:tcW w:type="dxa" w:w="10080"/>
-            <w:shd w:fill="FFF5F5"/>
-            <w:tcMar>
-              <w:top w:w="100" w:type="dxa"/>
-              <w:bottom w:w="100" w:type="dxa"/>
-              <w:left w:w="150" w:type="dxa"/>
-              <w:right w:w="150" w:type="dxa"/>
-            </w:tcMar>
-          </w:tcPr>
-          <w:p>
-            <w:r>
-              <w:rPr>
-                <w:b/>
-                <w:color w:val="C53030"/>
-                <w:sz w:val="19"/>
-              </w:rPr>
-              <w:t xml:space="preserve">⚠️ Common Trap / JEE Pitfall: </w:t>
-            </w:r>
-            <w:r>
-              <w:rPr>
-                <w:color w:val="2D3748"/>
-                <w:sz w:val="19"/>
-              </w:rPr>
-              <w:t>Read questions carefully for keywords like 'incorrect', 'not true', or non-standard conditions.</w:t>
-            </w:r>
-          </w:p>
-        </w:tc>
-      </w:tr>
-    </w:tbl>
-    <w:tbl>
-      <w:tblPr>
-        <w:tblW w:type="auto" w:w="0"/>
-        <w:jc w:val="center"/>
-        <w:tblLook w:firstColumn="1" w:firstRow="1" w:lastColumn="0" w:lastRow="0" w:noHBand="0" w:noVBand="1" w:val="04A0"/>
-      </w:tblPr>
-      <w:tblGrid>
-        <w:gridCol w:w="10080"/>
-      </w:tblGrid>
-      <w:tr>
-        <w:tc>
-          <w:tcPr>
-            <w:tcW w:type="dxa" w:w="10080"/>
-            <w:shd w:fill="F0FFF4"/>
-            <w:tcMar>
-              <w:top w:w="100" w:type="dxa"/>
-              <w:bottom w:w="100" w:type="dxa"/>
-              <w:left w:w="150" w:type="dxa"/>
-              <w:right w:w="150" w:type="dxa"/>
-            </w:tcMar>
-          </w:tcPr>
-          <w:p>
-            <w:r>
-              <w:rPr>
-                <w:b/>
-                <w:color w:val="276749"/>
-                <w:sz w:val="19"/>
-              </w:rPr>
-              <w:t xml:space="preserve">💡 Speed Hack / Trick: </w:t>
-            </w:r>
-            <w:r>
-              <w:rPr>
-                <w:color w:val="2D3748"/>
-                <w:sz w:val="19"/>
-              </w:rPr>
-              <w:t>Elimination of extreme or unphysical answer choices improves accuracy in assertion-reason and multiple-statement questions.</w:t>
+              <w:t>Product property shortcut: log_b a · log_c b · log_d c = log_d a.</w:t>
             </w:r>
           </w:p>
         </w:tc>
@@ -1207,127 +679,6 @@
               <w:t>Solution Analysis:</w:t>
               <w:br/>
               <w:t>∵ Domain ∈ R^+ and range ∈ R and graph of the logarithm function is increasing. So, point (1,0) is always on the graph of logarithm function.</w:t>
-            </w:r>
-          </w:p>
-        </w:tc>
-      </w:tr>
-    </w:tbl>
-    <w:p>
-      <w:pPr>
-        <w:spacing w:after="120"/>
-      </w:pPr>
-    </w:p>
-    <w:p>
-      <w:pPr>
-        <w:spacing w:before="160" w:after="40"/>
-      </w:pPr>
-      <w:r>
-        <w:rPr>
-          <w:b/>
-          <w:color w:val="1A365D"/>
-          <w:sz w:val="22"/>
-        </w:rPr>
-        <w:t>Benchmark Problem 2: KCET 2023 (Q#2)</w:t>
-      </w:r>
-    </w:p>
-    <w:p>
-      <w:pPr>
-        <w:spacing w:after="80"/>
-      </w:pPr>
-      <w:r>
-        <w:rPr>
-          <w:sz w:val="20"/>
-        </w:rPr>
-        <w:t>The value of e^log_(10)tan1°+log_(10)tan2°+log_(10)tan3°+...+log_(10)tan89° is</w:t>
-      </w:r>
-    </w:p>
-    <w:p>
-      <w:pPr>
-        <w:pStyle w:val="ListBullet"/>
-        <w:spacing w:after="20"/>
-      </w:pPr>
-      <w:r>
-        <w:rPr>
-          <w:sz w:val="19"/>
-        </w:rPr>
-        <w:t>(A) 3</w:t>
-      </w:r>
-    </w:p>
-    <w:p>
-      <w:pPr>
-        <w:pStyle w:val="ListBullet"/>
-        <w:spacing w:after="20"/>
-      </w:pPr>
-      <w:r>
-        <w:rPr>
-          <w:sz w:val="19"/>
-        </w:rPr>
-        <w:t>(B) (1 / e)</w:t>
-      </w:r>
-    </w:p>
-    <w:p>
-      <w:pPr>
-        <w:pStyle w:val="ListBullet"/>
-        <w:spacing w:after="20"/>
-      </w:pPr>
-      <w:r>
-        <w:rPr>
-          <w:sz w:val="19"/>
-        </w:rPr>
-        <w:t>(C) 1</w:t>
-      </w:r>
-    </w:p>
-    <w:p>
-      <w:pPr>
-        <w:pStyle w:val="ListBullet"/>
-        <w:spacing w:after="20"/>
-      </w:pPr>
-      <w:r>
-        <w:rPr>
-          <w:sz w:val="19"/>
-        </w:rPr>
-        <w:t>(D) 0</w:t>
-      </w:r>
-    </w:p>
-    <w:tbl>
-      <w:tblPr>
-        <w:tblW w:type="auto" w:w="0"/>
-        <w:jc w:val="center"/>
-        <w:tblLook w:firstColumn="1" w:firstRow="1" w:lastColumn="0" w:lastRow="0" w:noHBand="0" w:noVBand="1" w:val="04A0"/>
-      </w:tblPr>
-      <w:tblGrid>
-        <w:gridCol w:w="10080"/>
-      </w:tblGrid>
-      <w:tr>
-        <w:tc>
-          <w:tcPr>
-            <w:tcW w:type="dxa" w:w="10080"/>
-            <w:shd w:fill="F7FAFC"/>
-            <w:tcMar>
-              <w:top w:w="100" w:type="dxa"/>
-              <w:bottom w:w="100" w:type="dxa"/>
-              <w:left w:w="150" w:type="dxa"/>
-              <w:right w:w="150" w:type="dxa"/>
-            </w:tcMar>
-          </w:tcPr>
-          <w:p>
-            <w:r>
-              <w:rPr>
-                <w:b/>
-                <w:color w:val="1A365D"/>
-                <w:sz w:val="19"/>
-              </w:rPr>
-              <w:t>Correct Answer: None</w:t>
-              <w:br/>
-            </w:r>
-            <w:r>
-              <w:rPr>
-                <w:color w:val="2D3748"/>
-                <w:sz w:val="18"/>
-              </w:rPr>
-              <w:t>Solution Analysis:</w:t>
-              <w:br/>
-              <w:t>We know that tanθ tan(90°-θ)=tanθ · cotθ=1 tan1°tan89°=tan2°tan88°=tan3°tan87°=tan44°tan46°=1 So, log_(10)tan1°+log_(10)tan2°\dotslog_(10)tan89° =(log_(10)tan1°+log_(10)tan89°)+(log_(10)tan2°+log_(10)tan88°)+...+(log_(10)tan44°+log_(10)tan46°)+log_(10)tan45° =log_(10)(tan1°+tan89°)+log_(10)(tan2°+tan88°)+...+log_(10)(tan44°+tan46°)+log_(10)tan45°=log_(10)1+...+log_(10)1+log_(10)1 =0 Thus, e^elog_(10)tan1°+log_(10)tan2°+...+log_(10)tan89°) =e^0=1</w:t>
             </w:r>
           </w:p>
         </w:tc>
